--- a/atelier/atelier_047.docx
+++ b/atelier/atelier_047.docx
@@ -394,7 +394,7 @@
           </w:tcPr>
           <w:p>
             <w:r>
-              <w:t xml:space="preserve">Contraintes cartographiées (atelier #46)</w:t>
+              <w:t xml:space="preserve">Contraintes cartographiées</w:t>
             </w:r>
           </w:p>
         </w:tc>
@@ -557,7 +557,7 @@
         <w:spacing w:after="120"/>
       </w:pPr>
       <w:r>
-        <w:t xml:space="preserve">La cartographie (#46) a révélé les contraintes externes qui bloquent la livraison : des validations, des approbations, des interventions d'équipes transverses dont la squad dépend, au délai inconnu. Pour chacune, la squad subit une attente non maîtrisée. Le sujet de cet atelier est de préparer, pour chaque contrainte externe identifiée, une demande de SLA (un délai garanti) ou de fast-track (une voie express pour l'urgent), afin de transformer ces attentes subies en délais prévisibles et planifiables. L'objectif est de reprendre prise sur le calendrier en négociant le niveau de service des contraintes qu'on ne peut pas supprimer.</w:t>
+        <w:t xml:space="preserve">La cartographie a révélé les contraintes externes qui bloquent la livraison : des validations, des approbations, des interventions d'équipes transverses dont la squad dépend, au délai inconnu. Pour chacune, la squad subit une attente non maîtrisée. Le sujet de cet atelier est de préparer, pour chaque contrainte externe identifiée, une demande de SLA (un délai garanti) ou de fast-track (une voie express pour l'urgent), afin de transformer ces attentes subies en délais prévisibles et planifiables. L'objectif est de reprendre prise sur le calendrier en négociant le niveau de service des contraintes qu'on ne peut pas supprimer.</w:t>
       </w:r>
     </w:p>
     <w:p>
@@ -577,7 +577,7 @@
         </w:numPr>
       </w:pPr>
       <w:r>
-        <w:t xml:space="preserve">Partir des contraintes externes négociables de la cartographie #46 : on ne demande pas un SLA pour une frozen zone réglementaire (incompressible), mais pour les validations et interventions dont le délai pourrait être engagé. On cible les contraintes où un SLA a du sens.</w:t>
+        <w:t xml:space="preserve">Partir des contraintes externes négociables de la cartographie : on ne demande pas un SLA pour une frozen zone réglementaire (incompressible), mais pour les validations et interventions dont le délai pourrait être engagé. On cible les contraintes où un SLA a du sens.</w:t>
       </w:r>
     </w:p>
     <w:p>
@@ -601,7 +601,7 @@
         </w:numPr>
       </w:pPr>
       <w:r>
-        <w:t xml:space="preserve">Argumenter par le coût subi : montrer au fournisseur du service le délai que son absence d'engagement fait subir (chiffré grâce au #46). On ne demande pas une faveur, on expose un coût et on propose un cadre qui aide les deux parties.</w:t>
+        <w:t xml:space="preserve">Argumenter par le coût subi : montrer au fournisseur du service le délai que son absence d'engagement fait subir (chiffré grâce au nos contraintes dans le miroir). On ne demande pas une faveur, on expose un coût et on propose un cadre qui aide les deux parties.</w:t>
       </w:r>
     </w:p>
     <w:p>
@@ -672,7 +672,7 @@
         </w:numPr>
       </w:pPr>
       <w:r>
-        <w:t xml:space="preserve">Zone « Contraintes externes négociables » — reprises de la cartographie #46, celles où un SLA aurait du sens.</w:t>
+        <w:t xml:space="preserve">Zone « Contraintes externes négociables » — reprises de la cartographie, celles où un SLA aurait du sens.</w:t>
       </w:r>
     </w:p>
     <w:p>
@@ -696,7 +696,7 @@
         </w:numPr>
       </w:pPr>
       <w:r>
-        <w:t xml:space="preserve">Zone « Coût subi » — pour chaque contrainte, le délai/le coût actuel à exposer comme argument (issu du #46).</w:t>
+        <w:t xml:space="preserve">Zone « Coût subi » — pour chaque contrainte, le délai/le coût actuel à exposer comme argument (issu du nos contraintes dans le miroir).</w:t>
       </w:r>
     </w:p>
     <w:p>
@@ -740,7 +740,7 @@
         </w:numPr>
       </w:pPr>
       <w:r>
-        <w:t xml:space="preserve">(10 min) Sélectionner les contraintes — on reprend la cartographie #46 et on retient les contraintes externes où un SLA est pertinent (pas les incompressibles).</w:t>
+        <w:t xml:space="preserve">(10 min) Sélectionner les contraintes — on reprend la cartographie et on retient les contraintes externes où un SLA est pertinent (pas les incompressibles).</w:t>
       </w:r>
     </w:p>
     <w:p>
@@ -764,7 +764,7 @@
         </w:numPr>
       </w:pPr>
       <w:r>
-        <w:t xml:space="preserve">(10 min) Argumenter par le coût — on associe à chaque demande le coût subi actuel (du #46) comme levier de négociation.</w:t>
+        <w:t xml:space="preserve">(10 min) Argumenter par le coût — on associe à chaque demande le coût subi actuel (du nos contraintes dans le miroir) comme levier de négociation.</w:t>
       </w:r>
     </w:p>
     <w:p>
